--- a/courts/tenth-circuit/utah/state/supreme-court/petition-for-writ/usage/OUTPUT-petition-for-writ.docx
+++ b/courts/tenth-circuit/utah/state/supreme-court/petition-for-writ/usage/OUTPUT-petition-for-writ.docx
@@ -3027,13 +3027,13 @@
         <w:pStyle w:val="BodyText"/>
       </w:pPr>
       <w:r>
-        <w:t xml:space="preserve">Those separation-of-power concerns are real. By redlining vast swaths of Proposition 4, the district court’s order undermines not only the Legislature’s constitutional prerogatives to redistrict but also what the district court has deemed a proper exercise of the people’s alter or reform right. The district court’s order allows Plaintiffs to “propose[]” “any map,” thus effectively replacing commission maps with Plaintiffs’ own proposed map. Exhibit A- 76. None of this comports with Proposition 4’s text. Indeed, the district court’s remedial process parachutes Utah into a national redistricting spotlight when intensely partisan redistricting fights are being waged across the country. See, e.g., Kamisar, Texas Senate passes new Republicandrawn congressional map, NBC News (Aug. 23, 2025), www.nbcnews.com/​politics/​elections/​texas-senate-passes-new-republican-drawn-congressional-map-rcna226278; Ballotpedia News, California Legislature approves congressional redistricting amendment for November 2025 ballot (Aug. 23, 2025), news.ballotpedia.org/2025/08/25/​california-legislature-approves-congressional-redistricting-amendment-for-november</w:t>
-      </w:r>
-      <w:r>
-        <w:noBreakHyphen/>
-      </w:r>
-      <w:r>
-        <w:t xml:space="preserve">2025-ballot/. An anonymous “Democratic operative” has already described the district court’s order and remedial process as a glidepath to “at least one safe, blue seat.” Mondeaux, Democrats see opening in Utah after judge orders new maps to be drawn, Deseret News (Aug. 27, 2025), www.deseret.com/​politics/2025/08/27/​democrats-see-opening-in-utah-with-new-maps/. The only way to square that confident prediction with the assurances from Proposition 4’s sponsors that its redistricting process “favors no party or outcome,” Exhibit E</w:t>
+        <w:t xml:space="preserve">Those separation-of-power concerns are real. By redlining vast swaths of Proposition 4, the district court’s order undermines not only the Legislature’s constitutional prerogatives to redistrict but also what the district court has deemed a proper exercise of the people’s alter or reform right. The district court’s order allows Plaintiffs to “propose[]” “any map,” thus effectively replacing commission maps with Plaintiffs’ own proposed map. Exhibit A- 76. None of this comports with Proposition 4’s text. Indeed, the district court’s remedial process parachutes Utah into a national redistricting spotlight when intensely partisan redistricting fights are being waged across the country. See, e.g., Kamisar, Texas Senate passes new Republicandrawn congressional map, NBC News (Aug. 23, 2025), www.​nbcnews.​com/​politics/​elections/​texas-​senate-​passes-​new-​republican-​drawn-​congressional-​map-​rcna226278; Ballotpedia News, California Legislature approves congressional redistricting amendment for November 2025 ballot (Aug. 23, 2025), news.ballotpedia.org/2025/08/25/​california-legislature-approves-congressional-redistricting-amendment-for-november</w:t>
+      </w:r>
+      <w:r>
+        <w:noBreakHyphen/>
+      </w:r>
+      <w:r>
+        <w:t xml:space="preserve">2025-ballot/. An anonymous “Democratic operative” has already described the district court’s order and remedial process as a glidepath to “at least one safe, blue seat.” Mondeaux, Democrats see opening in Utah after judge orders new maps to be drawn, Deseret News (Aug. 27, 2025), www.​deseret.​com/​politics/​2025/​08/​27/​democrats-​see-​opening-​in-​utah-​with-​new-​maps/​. The only way to square that confident prediction with the assurances from Proposition 4’s sponsors that its redistricting process “favors no party or outcome,” Exhibit E</w:t>
       </w:r>
       <w:r>
         <w:noBreakHyphen/>
@@ -6917,6 +6917,7 @@
     <w:unhideWhenUsed/>
     <w:qFormat/>
     <w:pPr>
+      <w:keepLines/>
       <w:spacing w:before="0" w:after="140" w:line="299" w:lineRule="exact"/>
     </w:pPr>
     <w:rPr>
@@ -7167,6 +7168,33 @@
     <w:pPr>
       <w:spacing w:before="0" w:after="0" w:line="299" w:lineRule="exact"/>
       <w:ind w:left="2160" w:hanging="720"/>
+    </w:pPr>
+  </w:style>
+  <w:style w:type="paragraph" w:customStyle="1" w:styleId="XdQuoteList1">
+    <w:name w:val="Xd Quote List 1"/>
+    <w:basedOn w:val="Normal"/>
+    <w:qFormat/>
+    <w:pPr>
+      <w:spacing w:before="0" w:after="0" w:line="299" w:lineRule="exact"/>
+      <w:ind w:left="1440" w:right="720" w:hanging="720"/>
+    </w:pPr>
+  </w:style>
+  <w:style w:type="paragraph" w:customStyle="1" w:styleId="XdQuoteList2">
+    <w:name w:val="Xd Quote List 2"/>
+    <w:basedOn w:val="Normal"/>
+    <w:qFormat/>
+    <w:pPr>
+      <w:spacing w:before="0" w:after="0" w:line="299" w:lineRule="exact"/>
+      <w:ind w:left="2160" w:right="720" w:hanging="720"/>
+    </w:pPr>
+  </w:style>
+  <w:style w:type="paragraph" w:customStyle="1" w:styleId="XdQuoteList3">
+    <w:name w:val="Xd Quote List 3"/>
+    <w:basedOn w:val="Normal"/>
+    <w:qFormat/>
+    <w:pPr>
+      <w:spacing w:before="0" w:after="0" w:line="299" w:lineRule="exact"/>
+      <w:ind w:left="2880" w:right="720" w:hanging="720"/>
     </w:pPr>
   </w:style>
   <w:style w:type="paragraph" w:customStyle="1" w:styleId="SourceCode">

--- a/courts/tenth-circuit/utah/state/supreme-court/petition-for-writ/usage/OUTPUT-petition-for-writ.docx
+++ b/courts/tenth-circuit/utah/state/supreme-court/petition-for-writ/usage/OUTPUT-petition-for-writ.docx
@@ -886,9 +886,7 @@
               <w:t xml:space="preserve"> </w:t>
             </w:r>
             <w:r>
-              <w:t xml:space="preserve">84114</w:t>
-              <w:noBreakHyphen/>
-              <w:t xml:space="preserve">5210</w:t>
+              <w:t xml:space="preserve">84114-⁠5210</w:t>
             </w:r>
           </w:p>
           <w:p>
@@ -904,11 +902,7 @@
               <w:t xml:space="preserve"> </w:t>
             </w:r>
             <w:r>
-              <w:t xml:space="preserve">801</w:t>
-              <w:noBreakHyphen/>
-              <w:t xml:space="preserve">538</w:t>
-              <w:noBreakHyphen/>
-              <w:t xml:space="preserve">1032</w:t>
+              <w:t xml:space="preserve">801-⁠538-⁠1032</w:t>
             </w:r>
           </w:p>
           <w:p>
@@ -1086,9 +1080,7 @@
               <w:t xml:space="preserve"> </w:t>
             </w:r>
             <w:r>
-              <w:t xml:space="preserve">243</w:t>
-              <w:noBreakHyphen/>
-              <w:t xml:space="preserve">9423</w:t>
+              <w:t xml:space="preserve">243-⁠9423</w:t>
             </w:r>
           </w:p>
           <w:p>
@@ -1258,9 +1250,7 @@
               <w:t xml:space="preserve"> </w:t>
             </w:r>
             <w:r>
-              <w:t xml:space="preserve">243</w:t>
-              <w:noBreakHyphen/>
-              <w:t xml:space="preserve">9423</w:t>
+              <w:t xml:space="preserve">243-⁠9423</w:t>
             </w:r>
           </w:p>
           <w:p>
@@ -1454,43 +1444,7 @@
         <w:pStyle w:val="BodyText"/>
       </w:pPr>
       <w:r>
-        <w:t xml:space="preserve">The district court entered its relevant orders after this Court remanded Plaintiffs’ Count V, which alleged that S.B. 200 invalidly repealed Proposition 4. LWV v. Utah State Legisl., 2024 UT 21, ¶227. On the merits, the district court held that S.B. 200 invalidly repealed Proposition 4. It then resurrected all of Proposition 4—even provisions Plaintiffs had disclaimed—as controlling law. Exhibit A</w:t>
-      </w:r>
-      <w:r>
-        <w:noBreakHyphen/>
-      </w:r>
-      <w:r>
-        <w:t xml:space="preserve">64</w:t>
-      </w:r>
-      <w:r>
-        <w:noBreakHyphen/>
-      </w:r>
-      <w:r>
-        <w:t xml:space="preserve">69. And it permanently enjoined the implementation of the 2021 Congressional Map (H.B. 2004), calling it a “fruit” of S.B. 200. Exhibit A- 70, 74</w:t>
-      </w:r>
-      <w:r>
-        <w:noBreakHyphen/>
-      </w:r>
-      <w:r>
-        <w:t xml:space="preserve">76. To remedy that problem, it directed the Legislature to publish an alternative map by September 25, allowed Plaintiffs to propose a congressional map by October 6 if they don’t like the Legislature’s map, and scheduled an evidentiary hearing for mid-October to resolve any disputes about whether the Legislature’s new map or any alternative proposed map from Plaintiffs better satisfies Proposition 4. See Exhibit A</w:t>
-      </w:r>
-      <w:r>
-        <w:noBreakHyphen/>
-      </w:r>
-      <w:r>
-        <w:t xml:space="preserve">76; Exhibit B</w:t>
-      </w:r>
-      <w:r>
-        <w:noBreakHyphen/>
-      </w:r>
-      <w:r>
-        <w:t xml:space="preserve">78:11</w:t>
-      </w:r>
-      <w:r>
-        <w:noBreakHyphen/>
-      </w:r>
-      <w:r>
-        <w:t xml:space="preserve">16; see also D.Ct. Doc. 500.</w:t>
+        <w:t xml:space="preserve">The district court entered its relevant orders after this Court remanded Plaintiffs’ Count V, which alleged that S.B. 200 invalidly repealed Proposition 4. LWV v. Utah State Legisl., 2024 UT 21, ¶227. On the merits, the district court held that S.B. 200 invalidly repealed Proposition 4. It then resurrected all of Proposition 4—even provisions Plaintiffs had disclaimed—as controlling law. Exhibit A-⁠64-⁠69. And it permanently enjoined the implementation of the 2021 Congressional Map (H.B. 2004), calling it a “fruit” of S.B. 200. Exhibit A- 70, 74-⁠76. To remedy that problem, it directed the Legislature to publish an alternative map by September 25, allowed Plaintiffs to propose a congressional map by October 6 if they don’t like the Legislature’s map, and scheduled an evidentiary hearing for mid-October to resolve any disputes about whether the Legislature’s new map or any alternative proposed map from Plaintiffs better satisfies Proposition 4. See Exhibit A-⁠76; Exhibit B-⁠78:11-⁠16; see also D.Ct. Doc. 500.</w:t>
       </w:r>
     </w:p>
     <w:p>
@@ -1514,37 +1468,7 @@
         <w:pStyle w:val="BodyText"/>
       </w:pPr>
       <w:r>
-        <w:t xml:space="preserve">But eschewing complete compliance, the district court’s remedial order takes a cafeteria approach to the redistricting law it has just reinstated in full, picking and choosing what sections really matter. The remedial order avoids some parts of Proposition 4 as statutory empty calories: the commission is not necessary, the Legislature need not take an up-or-down vote on the commission’s recommendations, and the Legislature doesn’t need to explain why its map is better than the commission’s recommendations. Exhibit B</w:t>
-      </w:r>
-      <w:r>
-        <w:noBreakHyphen/>
-      </w:r>
-      <w:r>
-        <w:t xml:space="preserve">26:25</w:t>
-      </w:r>
-      <w:r>
-        <w:noBreakHyphen/>
-      </w:r>
-      <w:r>
-        <w:t xml:space="preserve">27:6. Others appear to be statutory protein and fiber: the Legislature must follow the substantive redistricting provisions and the 10-day public comment period. Exhibit B</w:t>
-      </w:r>
-      <w:r>
-        <w:noBreakHyphen/>
-      </w:r>
-      <w:r>
-        <w:t xml:space="preserve">27:7</w:t>
-      </w:r>
-      <w:r>
-        <w:noBreakHyphen/>
-      </w:r>
-      <w:r>
-        <w:t xml:space="preserve">17; Exhibit A</w:t>
-      </w:r>
-      <w:r>
-        <w:noBreakHyphen/>
-      </w:r>
-      <w:r>
-        <w:t xml:space="preserve">76.</w:t>
+        <w:t xml:space="preserve">But eschewing complete compliance, the district court’s remedial order takes a cafeteria approach to the redistricting law it has just reinstated in full, picking and choosing what sections really matter. The remedial order avoids some parts of Proposition 4 as statutory empty calories: the commission is not necessary, the Legislature need not take an up-or-down vote on the commission’s recommendations, and the Legislature doesn’t need to explain why its map is better than the commission’s recommendations. Exhibit B-⁠26:25-⁠27:6. Others appear to be statutory protein and fiber: the Legislature must follow the substantive redistricting provisions and the 10-day public comment period. Exhibit B-⁠27:7-⁠17; Exhibit A-⁠76.</w:t>
       </w:r>
     </w:p>
     <w:p>
@@ -1806,19 +1730,7 @@
         <w:pStyle w:val="BodyText"/>
       </w:pPr>
       <w:r>
-        <w:t xml:space="preserve">1. In 2018, an initiative known as Proposition 4 passed by a 0.6% margin and in only four of 29 counties. Its self-described intent was to stop “gerrymandering,” install an “Independent Redistricting Commission,” and impose mandatory redistricting requirements on the Legislature. Exhibit D</w:t>
-      </w:r>
-      <w:r>
-        <w:noBreakHyphen/>
-      </w:r>
-      <w:r>
-        <w:t xml:space="preserve">54; Exhibit E</w:t>
-      </w:r>
-      <w:r>
-        <w:noBreakHyphen/>
-      </w:r>
-      <w:r>
-        <w:t xml:space="preserve">6.</w:t>
+        <w:t xml:space="preserve">1. In 2018, an initiative known as Proposition 4 passed by a 0.6% margin and in only four of 29 counties. Its self-described intent was to stop “gerrymandering,” install an “Independent Redistricting Commission,” and impose mandatory redistricting requirements on the Legislature. Exhibit D-⁠54; Exhibit E-⁠6.</w:t>
       </w:r>
     </w:p>
     <w:p>
@@ -1888,19 +1800,7 @@
         <w:pStyle w:val="BodyText"/>
       </w:pPr>
       <w:r>
-        <w:t xml:space="preserve">9. On June 17, district court staff notified the parties sua sponte by email that a decision would be coming in the next two weeks. Exhibit G</w:t>
-      </w:r>
-      <w:r>
-        <w:noBreakHyphen/>
-      </w:r>
-      <w:r>
-        <w:t xml:space="preserve">1. Then in mid-July, the parties were advised that “there is no specific time frame” for the decision “at this moment.” Exhibit H</w:t>
-      </w:r>
-      <w:r>
-        <w:noBreakHyphen/>
-      </w:r>
-      <w:r>
-        <w:t xml:space="preserve">1.</w:t>
+        <w:t xml:space="preserve">9. On June 17, district court staff notified the parties sua sponte by email that a decision would be coming in the next two weeks. Exhibit G-⁠1. Then in mid-July, the parties were advised that “there is no specific time frame” for the decision “at this moment.” Exhibit H-⁠1.</w:t>
       </w:r>
     </w:p>
     <w:p>
@@ -1908,19 +1808,7 @@
         <w:pStyle w:val="BodyText"/>
       </w:pPr>
       <w:r>
-        <w:t xml:space="preserve">10. On August 25, the district court issued its decision. The district court granted summary judgment for Plaintiffs on Count V. As a remedy, it enjoined the use of the 2021 Congressional Plan in future elections, even though Count V did not challenge any district lines. Exhibit A</w:t>
-      </w:r>
-      <w:r>
-        <w:noBreakHyphen/>
-      </w:r>
-      <w:r>
-        <w:t xml:space="preserve">69</w:t>
-      </w:r>
-      <w:r>
-        <w:noBreakHyphen/>
-      </w:r>
-      <w:r>
-        <w:t xml:space="preserve">76.</w:t>
+        <w:t xml:space="preserve">10. On August 25, the district court issued its decision. The district court granted summary judgment for Plaintiffs on Count V. As a remedy, it enjoined the use of the 2021 Congressional Plan in future elections, even though Count V did not challenge any district lines. Exhibit A-⁠69-⁠76.</w:t>
       </w:r>
     </w:p>
     <w:p>
@@ -1928,13 +1816,7 @@
         <w:pStyle w:val="BodyText"/>
       </w:pPr>
       <w:r>
-        <w:t xml:space="preserve">11. The court retained jurisdiction and suggested a timeline governing remedial “proceedings between now and November 1, 2025,” the date the Lieutenant Governor had stressed congressional district maps must be in place. Exhibit A</w:t>
-      </w:r>
-      <w:r>
-        <w:noBreakHyphen/>
-      </w:r>
-      <w:r>
-        <w:t xml:space="preserve">76.</w:t>
+        <w:t xml:space="preserve">11. The court retained jurisdiction and suggested a timeline governing remedial “proceedings between now and November 1, 2025,” the date the Lieutenant Governor had stressed congressional district maps must be in place. Exhibit A-⁠76.</w:t>
       </w:r>
     </w:p>
     <w:p>
@@ -1942,19 +1824,7 @@
         <w:pStyle w:val="BodyText"/>
       </w:pPr>
       <w:r>
-        <w:t xml:space="preserve">12. The court “ordered” and “directed” the Legislature “to design and enact a remedial congressional redistricting map in conformity with Proposition 4’s mandatory redistricting standards and requirements,” and to share that map with “Plaintiffs and the Court” by September 24, 2025. Exhibit A</w:t>
-      </w:r>
-      <w:r>
-        <w:noBreakHyphen/>
-      </w:r>
-      <w:r>
-        <w:t xml:space="preserve">76. Proposition 4’s requirements include establishing and funding an independent redistricting commission, public hearings, proposed commission plans, a legislative vote on those plans, a legislative report on any commission plan voted down, 10 days of advance public notice of any map proposed by the Legislature, public comment, public access to redistricting data, and more. Exhibit A</w:t>
-      </w:r>
-      <w:r>
-        <w:noBreakHyphen/>
-      </w:r>
-      <w:r>
-        <w:t xml:space="preserve">43 (confirming these as “mandatory standards and procedures”).</w:t>
+        <w:t xml:space="preserve">12. The court “ordered” and “directed” the Legislature “to design and enact a remedial congressional redistricting map in conformity with Proposition 4’s mandatory redistricting standards and requirements,” and to share that map with “Plaintiffs and the Court” by September 24, 2025. Exhibit A-⁠76. Proposition 4’s requirements include establishing and funding an independent redistricting commission, public hearings, proposed commission plans, a legislative vote on those plans, a legislative report on any commission plan voted down, 10 days of advance public notice of any map proposed by the Legislature, public comment, public access to redistricting data, and more. Exhibit A-⁠43 (confirming these as “mandatory standards and procedures”).</w:t>
       </w:r>
     </w:p>
     <w:p>
@@ -1962,13 +1832,7 @@
         <w:pStyle w:val="BodyText"/>
       </w:pPr>
       <w:r>
-        <w:t xml:space="preserve">13. The court’s order allowed “Plaintiffs and other third parties [to] submit proposed remedial maps, along with any accompanying expert reports and supportive materials,” as well as additional briefing “with objections to any congressional map enacted by the Legislature or to any map proposed by Plaintiffs or any other third party.” Exhibit A</w:t>
-      </w:r>
-      <w:r>
-        <w:noBreakHyphen/>
-      </w:r>
-      <w:r>
-        <w:t xml:space="preserve">76. And the order contemplated a mid-October evidentiary hearing. Id.</w:t>
+        <w:t xml:space="preserve">13. The court’s order allowed “Plaintiffs and other third parties [to] submit proposed remedial maps, along with any accompanying expert reports and supportive materials,” as well as additional briefing “with objections to any congressional map enacted by the Legislature or to any map proposed by Plaintiffs or any other third party.” Exhibit A-⁠76. And the order contemplated a mid-October evidentiary hearing. Id.</w:t>
       </w:r>
     </w:p>
     <w:p>
@@ -1984,37 +1848,7 @@
         <w:pStyle w:val="BodyText"/>
       </w:pPr>
       <w:r>
-        <w:t xml:space="preserve">15. On August 29, the district court held a status conference. There, the court orally clarified its order. The court adopted each of Plaintiffs’ proposed answers to Legislative Defendants’ questions and ordered that the Legislature does not need to convene a new commission, take an up-or-down vote on the 2021 commission’s recommendations or a new commission’s recommendations, or issue a report. Exhibit B</w:t>
-      </w:r>
-      <w:r>
-        <w:noBreakHyphen/>
-      </w:r>
-      <w:r>
-        <w:t xml:space="preserve">26:25</w:t>
-      </w:r>
-      <w:r>
-        <w:noBreakHyphen/>
-      </w:r>
-      <w:r>
-        <w:t xml:space="preserve">27</w:t>
-      </w:r>
-      <w:r>
-        <w:noBreakHyphen/>
-      </w:r>
-      <w:r>
-        <w:t xml:space="preserve">6; see also D.Ct. Doc.486. The court also adopted Plaintiffs’ reading that the Legislature does need to make its map available online for at least 10 calendar days and make the map data available, and that the Legislature may submit its objections to Plaintiffs’ proposed maps. Exhibit B</w:t>
-      </w:r>
-      <w:r>
-        <w:noBreakHyphen/>
-      </w:r>
-      <w:r>
-        <w:t xml:space="preserve">27:7</w:t>
-      </w:r>
-      <w:r>
-        <w:noBreakHyphen/>
-      </w:r>
-      <w:r>
-        <w:t xml:space="preserve">17.</w:t>
+        <w:t xml:space="preserve">15. On August 29, the district court held a status conference. There, the court orally clarified its order. The court adopted each of Plaintiffs’ proposed answers to Legislative Defendants’ questions and ordered that the Legislature does not need to convene a new commission, take an up-or-down vote on the 2021 commission’s recommendations or a new commission’s recommendations, or issue a report. Exhibit B-⁠26:25-⁠27-⁠6; see also D.Ct. Doc.486. The court also adopted Plaintiffs’ reading that the Legislature does need to make its map available online for at least 10 calendar days and make the map data available, and that the Legislature may submit its objections to Plaintiffs’ proposed maps. Exhibit B-⁠27:7-⁠17.</w:t>
       </w:r>
     </w:p>
     <w:p>
@@ -2030,25 +1864,7 @@
         <w:pStyle w:val="BodyText"/>
       </w:pPr>
       <w:r>
-        <w:t xml:space="preserve">17. Before the status conference, Legislative Defendants also moved the district court to stay the permanent injunction pending remedial proceedings and subsequent appeals. See D.Ct. Doc. 482. The parties argued the motion during the status conference. Exhibit B- 57:1</w:t>
-      </w:r>
-      <w:r>
-        <w:noBreakHyphen/>
-      </w:r>
-      <w:r>
-        <w:t xml:space="preserve">75:19. On September 2, the district court denied the motion for stay. The court acknowledged “the importance of legal issues and the consequential nature” of the permanent injunction. Exhibit C</w:t>
-      </w:r>
-      <w:r>
-        <w:noBreakHyphen/>
-      </w:r>
-      <w:r>
-        <w:t xml:space="preserve">2. The court also recognized that the “timelines here are short,” but said that redistricting has been accomplished in other states “under tighter timelines.” Id. As examples, the district court referred to Texas and California. Id. Those examples and others, according to the district court, “suggest[]” that “there is time to redistrict and comply with Proposition 4.” Id. And as the district court saw it, because the 2026 election was “more than a year away” and because election deadlines “can be moved without impacting the 2026 elections,” it was “not impossible for the parties to have a final decision from the Utah Supreme Court in time for and without impacting the 2026 midterm elections.” Exhibit C</w:t>
-      </w:r>
-      <w:r>
-        <w:noBreakHyphen/>
-      </w:r>
-      <w:r>
-        <w:t xml:space="preserve">3. The court also stated that the 2026 election should proceed “with a lawful congressional plan designed in compliance with Proposition 4’s traditional redistricting standards and its prohibition on partisan gerrymandering.” Id.</w:t>
+        <w:t xml:space="preserve">17. Before the status conference, Legislative Defendants also moved the district court to stay the permanent injunction pending remedial proceedings and subsequent appeals. See D.Ct. Doc. 482. The parties argued the motion during the status conference. Exhibit B- 57:1-⁠75:19. On September 2, the district court denied the motion for stay. The court acknowledged “the importance of legal issues and the consequential nature” of the permanent injunction. Exhibit C-⁠2. The court also recognized that the “timelines here are short,” but said that redistricting has been accomplished in other states “under tighter timelines.” Id. As examples, the district court referred to Texas and California. Id. Those examples and others, according to the district court, “suggest[]” that “there is time to redistrict and comply with Proposition 4.” Id. And as the district court saw it, because the 2026 election was “more than a year away” and because election deadlines “can be moved without impacting the 2026 elections,” it was “not impossible for the parties to have a final decision from the Utah Supreme Court in time for and without impacting the 2026 midterm elections.” Exhibit C-⁠3. The court also stated that the 2026 election should proceed “with a lawful congressional plan designed in compliance with Proposition 4’s traditional redistricting standards and its prohibition on partisan gerrymandering.” Id.</w:t>
       </w:r>
     </w:p>
     <w:p>
@@ -2344,25 +2160,7 @@
         <w:pStyle w:val="BodyText"/>
       </w:pPr>
       <w:r>
-        <w:t xml:space="preserve">The district court’s remedial ruling commits an error identical to Laycock and exceeds equity’s proper limits by contravening Proposition 4. In its August 25 order, the district court concluded that S.B. 200 unlawfully repealed Proposition 4 and faulted the Legislature for bypassing Proposition 4—which was not then the law—when it enacted the 2021 Congressional Map. See Exhibit A</w:t>
-      </w:r>
-      <w:r>
-        <w:noBreakHyphen/>
-      </w:r>
-      <w:r>
-        <w:t xml:space="preserve">70. The district court’s premise for enjoining the 2021 Congressional Map as a remedy for S.B. 200’s repeal of Proposition 4 was that the Map was “the fruit of that unlawful repeal.” Id. And the court deemed a permanent injunction necessary because Proposition 4 needed to be “enforce[d] … going forward.” Exhibit A</w:t>
-      </w:r>
-      <w:r>
-        <w:noBreakHyphen/>
-      </w:r>
-      <w:r>
-        <w:t xml:space="preserve">75. The court’s permanent injunction “directed” the Legislature to design and enact a remedial map “in conformity with Proposition 4’s mandatory redistricting standards and requirements.” Exhibit A</w:t>
-      </w:r>
-      <w:r>
-        <w:noBreakHyphen/>
-      </w:r>
-      <w:r>
-        <w:t xml:space="preserve">76.</w:t>
+        <w:t xml:space="preserve">The district court’s remedial ruling commits an error identical to Laycock and exceeds equity’s proper limits by contravening Proposition 4. In its August 25 order, the district court concluded that S.B. 200 unlawfully repealed Proposition 4 and faulted the Legislature for bypassing Proposition 4—which was not then the law—when it enacted the 2021 Congressional Map. See Exhibit A-⁠70. The district court’s premise for enjoining the 2021 Congressional Map as a remedy for S.B. 200’s repeal of Proposition 4 was that the Map was “the fruit of that unlawful repeal.” Id. And the court deemed a permanent injunction necessary because Proposition 4 needed to be “enforce[d] … going forward.” Exhibit A-⁠75. The court’s permanent injunction “directed” the Legislature to design and enact a remedial map “in conformity with Proposition 4’s mandatory redistricting standards and requirements.” Exhibit A-⁠76.</w:t>
       </w:r>
     </w:p>
     <w:p>
@@ -2370,79 +2168,7 @@
         <w:pStyle w:val="BodyText"/>
       </w:pPr>
       <w:r>
-        <w:t xml:space="preserve">But Proposition 4 prohibits the Legislature from enacting its own map without first giving “adequate time” for an independent redistricting commission (or the Chief Justice) to recommend a map. Utah Code §20A</w:t>
-      </w:r>
-      <w:r>
-        <w:noBreakHyphen/>
-      </w:r>
-      <w:r>
-        <w:t xml:space="preserve">19</w:t>
-      </w:r>
-      <w:r>
-        <w:noBreakHyphen/>
-      </w:r>
-      <w:r>
-        <w:t xml:space="preserve">204(3). To comply with that requirement, a new commission must be convened, and new commissioners must be appointed, under Proposition 4. Id. §20A</w:t>
-      </w:r>
-      <w:r>
-        <w:noBreakHyphen/>
-      </w:r>
-      <w:r>
-        <w:t xml:space="preserve">19</w:t>
-      </w:r>
-      <w:r>
-        <w:noBreakHyphen/>
-      </w:r>
-      <w:r>
-        <w:t xml:space="preserve">201. And that commission must carry out its functions under Proposition 4 and recommend one to three maps to the Legislature. Id. §§20A</w:t>
-      </w:r>
-      <w:r>
-        <w:noBreakHyphen/>
-      </w:r>
-      <w:r>
-        <w:t xml:space="preserve">19</w:t>
-      </w:r>
-      <w:r>
-        <w:noBreakHyphen/>
-      </w:r>
-      <w:r>
-        <w:t xml:space="preserve">202, 20A</w:t>
-      </w:r>
-      <w:r>
-        <w:noBreakHyphen/>
-      </w:r>
-      <w:r>
-        <w:t xml:space="preserve">19</w:t>
-      </w:r>
-      <w:r>
-        <w:noBreakHyphen/>
-      </w:r>
-      <w:r>
-        <w:t xml:space="preserve">203. Only then can the Legislature take an up-or-down vote on the commission’s recommendations and enact its own map if it rejects the commission’s recommendations. Id. §20A</w:t>
-      </w:r>
-      <w:r>
-        <w:noBreakHyphen/>
-      </w:r>
-      <w:r>
-        <w:t xml:space="preserve">19</w:t>
-      </w:r>
-      <w:r>
-        <w:noBreakHyphen/>
-      </w:r>
-      <w:r>
-        <w:t xml:space="preserve">204(2), (4). Proposition 4 also requires the Legislature to make its own plan available for “10 calendar days” before voting on it. Id. §20A</w:t>
-      </w:r>
-      <w:r>
-        <w:noBreakHyphen/>
-      </w:r>
-      <w:r>
-        <w:t xml:space="preserve">19</w:t>
-      </w:r>
-      <w:r>
-        <w:noBreakHyphen/>
-      </w:r>
-      <w:r>
-        <w:t xml:space="preserve">204(4).</w:t>
+        <w:t xml:space="preserve">But Proposition 4 prohibits the Legislature from enacting its own map without first giving “adequate time” for an independent redistricting commission (or the Chief Justice) to recommend a map. Utah Code §20A-⁠19-⁠204(3). To comply with that requirement, a new commission must be convened, and new commissioners must be appointed, under Proposition 4. Id. §20A-⁠19-⁠201. And that commission must carry out its functions under Proposition 4 and recommend one to three maps to the Legislature. Id. §§20A-⁠19-⁠202, 20A-⁠19-⁠203. Only then can the Legislature take an up-or-down vote on the commission’s recommendations and enact its own map if it rejects the commission’s recommendations. Id. §20A-⁠19-⁠204(2), (4). Proposition 4 also requires the Legislature to make its own plan available for “10 calendar days” before voting on it. Id. §20A-⁠19-⁠204(4).</w:t>
       </w:r>
     </w:p>
     <w:p>
@@ -2450,61 +2176,7 @@
         <w:pStyle w:val="BodyText"/>
       </w:pPr>
       <w:r>
-        <w:t xml:space="preserve">Yet on August 29, the district court held that in the remedial proceedings: (1) an independent commission need not recommend maps as Proposition 4 requires, see Utah Code §20A</w:t>
-      </w:r>
-      <w:r>
-        <w:noBreakHyphen/>
-      </w:r>
-      <w:r>
-        <w:t xml:space="preserve">19</w:t>
-      </w:r>
-      <w:r>
-        <w:noBreakHyphen/>
-      </w:r>
-      <w:r>
-        <w:t xml:space="preserve">201; (2) thus the Legislature need not take an affirmative up-or-down vote on any commission map as Proposition 4 requires, id. §20A</w:t>
-      </w:r>
-      <w:r>
-        <w:noBreakHyphen/>
-      </w:r>
-      <w:r>
-        <w:t xml:space="preserve">19</w:t>
-      </w:r>
-      <w:r>
-        <w:noBreakHyphen/>
-      </w:r>
-      <w:r>
-        <w:t xml:space="preserve">204(2), (4); and (3) the Legislature need not issue a report explaining why its enacted map “satisfies” Proposition 4 “better” than the commission’s proposals, as Proposition 4 requires, id. §20A</w:t>
-      </w:r>
-      <w:r>
-        <w:noBreakHyphen/>
-      </w:r>
-      <w:r>
-        <w:t xml:space="preserve">19</w:t>
-      </w:r>
-      <w:r>
-        <w:noBreakHyphen/>
-      </w:r>
-      <w:r>
-        <w:t xml:space="preserve">204(5). Exhibit B</w:t>
-      </w:r>
-      <w:r>
-        <w:noBreakHyphen/>
-      </w:r>
-      <w:r>
-        <w:t xml:space="preserve">26:2527</w:t>
-      </w:r>
-      <w:r>
-        <w:noBreakHyphen/>
-      </w:r>
-      <w:r>
-        <w:t xml:space="preserve">6. Days later, the district court denied Legislative Defendants’ request for a stay of the permanent injunction, reasoning that “there is time to redistrict and comply with Proposition 4.” Exhibit C</w:t>
-      </w:r>
-      <w:r>
-        <w:noBreakHyphen/>
-      </w:r>
-      <w:r>
-        <w:t xml:space="preserve">2.</w:t>
+        <w:t xml:space="preserve">Yet on August 29, the district court held that in the remedial proceedings: (1) an independent commission need not recommend maps as Proposition 4 requires, see Utah Code §20A-⁠19-⁠201; (2) thus the Legislature need not take an affirmative up-or-down vote on any commission map as Proposition 4 requires, id. §20A-⁠19-⁠204(2), (4); and (3) the Legislature need not issue a report explaining why its enacted map “satisfies” Proposition 4 “better” than the commission’s proposals, as Proposition 4 requires, id. §20A-⁠19-⁠204(5). Exhibit B-⁠26:2527-⁠6. Days later, the district court denied Legislative Defendants’ request for a stay of the permanent injunction, reasoning that “there is time to redistrict and comply with Proposition 4.” Exhibit C-⁠2.</w:t>
       </w:r>
     </w:p>
     <w:p>
@@ -2512,25 +2184,7 @@
         <w:pStyle w:val="BodyText"/>
       </w:pPr>
       <w:r>
-        <w:t xml:space="preserve">That’s true only if “Proposition 4” means “the parts of Proposition 4 that Plaintiffs convinced the district court should apply.” But if Proposition 4 means the entire initiative from 2018, that is wrong. Between now and the September 25 deadline to publish an alternative map, there is no time to both “redistrict” and “comply with” all of “Proposition 4.” Exhibit C</w:t>
-      </w:r>
-      <w:r>
-        <w:noBreakHyphen/>
-      </w:r>
-      <w:r>
-        <w:t xml:space="preserve">2. If “Proposition 4 is the law on redistricting in Utah,” Exhibit A</w:t>
-      </w:r>
-      <w:r>
-        <w:noBreakHyphen/>
-      </w:r>
-      <w:r>
-        <w:t xml:space="preserve">75, and if (as the district court has said) the Legislature must follow its “mandatory redistricting standards and requirements” when enacting a remedial map, Exhibit A</w:t>
-      </w:r>
-      <w:r>
-        <w:noBreakHyphen/>
-      </w:r>
-      <w:r>
-        <w:t xml:space="preserve">76, there’s no legitimate basis in law or equity to “disregard” Proposition 4’s commission-related “statutory requirements,” Spanish Fork Westfield Irrigation Co., 104 P.2d at 359, or to “contravene[]” Proposition 4, Laycock, 2015 UT 20, ¶39, just to beat the November 10 deadline. Yet the stay denial does just that.</w:t>
+        <w:t xml:space="preserve">That’s true only if “Proposition 4” means “the parts of Proposition 4 that Plaintiffs convinced the district court should apply.” But if Proposition 4 means the entire initiative from 2018, that is wrong. Between now and the September 25 deadline to publish an alternative map, there is no time to both “redistrict” and “comply with” all of “Proposition 4.” Exhibit C-⁠2. If “Proposition 4 is the law on redistricting in Utah,” Exhibit A-⁠75, and if (as the district court has said) the Legislature must follow its “mandatory redistricting standards and requirements” when enacting a remedial map, Exhibit A-⁠76, there’s no legitimate basis in law or equity to “disregard” Proposition 4’s commission-related “statutory requirements,” Spanish Fork Westfield Irrigation Co., 104 P.2d at 359, or to “contravene[]” Proposition 4, Laycock, 2015 UT 20, ¶39, just to beat the November 10 deadline. Yet the stay denial does just that.</w:t>
       </w:r>
     </w:p>
     <w:p>
@@ -2538,91 +2192,7 @@
         <w:pStyle w:val="BodyText"/>
       </w:pPr>
       <w:r>
-        <w:t xml:space="preserve">To justify that outcome, the district court adopted Plaintiffs’ reasoning that Proposition 4’s requirement to have a commission—and its later requirements relating to the commission’s recommendations—could be ignored because they apply only to redistricting after a decennial census or change in the number of congressional districts. Exhibit B</w:t>
-      </w:r>
-      <w:r>
-        <w:noBreakHyphen/>
-      </w:r>
-      <w:r>
-        <w:t xml:space="preserve">11:6</w:t>
-      </w:r>
-      <w:r>
-        <w:noBreakHyphen/>
-      </w:r>
-      <w:r>
-        <w:t xml:space="preserve">13; see Utah Code §20A</w:t>
-      </w:r>
-      <w:r>
-        <w:noBreakHyphen/>
-      </w:r>
-      <w:r>
-        <w:t xml:space="preserve">19</w:t>
-      </w:r>
-      <w:r>
-        <w:noBreakHyphen/>
-      </w:r>
-      <w:r>
-        <w:t xml:space="preserve">102(1)-(2); see also id. §20A</w:t>
-      </w:r>
-      <w:r>
-        <w:noBreakHyphen/>
-      </w:r>
-      <w:r>
-        <w:t xml:space="preserve">19</w:t>
-      </w:r>
-      <w:r>
-        <w:noBreakHyphen/>
-      </w:r>
-      <w:r>
-        <w:t xml:space="preserve">204(3) (“The Legislature may not enact any redistricting plan permitted under Section 20A</w:t>
-      </w:r>
-      <w:r>
-        <w:noBreakHyphen/>
-      </w:r>
-      <w:r>
-        <w:t xml:space="preserve">19</w:t>
-      </w:r>
-      <w:r>
-        <w:noBreakHyphen/>
-      </w:r>
-      <w:r>
-        <w:t xml:space="preserve">102(1)-(2) until adequate time has been afforded to the Commission and to the chief justice … to satisfy their duties under this chapter.”). According to the court, the Legislature should redistrict here without following Proposition 4’s central provisions because Proposition 4 says that redistricting is also permitted “upon the issuance of a permanent injunction by a court of competent jurisdiction under Section 20A</w:t>
-      </w:r>
-      <w:r>
-        <w:noBreakHyphen/>
-      </w:r>
-      <w:r>
-        <w:t xml:space="preserve">19</w:t>
-      </w:r>
-      <w:r>
-        <w:noBreakHyphen/>
-      </w:r>
-      <w:r>
-        <w:t xml:space="preserve">301(2) and as provided in Section 20A</w:t>
-      </w:r>
-      <w:r>
-        <w:noBreakHyphen/>
-      </w:r>
-      <w:r>
-        <w:t xml:space="preserve">19</w:t>
-      </w:r>
-      <w:r>
-        <w:noBreakHyphen/>
-      </w:r>
-      <w:r>
-        <w:t xml:space="preserve">301(8)” or “to conform with a final decision of a court of competent jurisdiction.” Id. §20A</w:t>
-      </w:r>
-      <w:r>
-        <w:noBreakHyphen/>
-      </w:r>
-      <w:r>
-        <w:t xml:space="preserve">19</w:t>
-      </w:r>
-      <w:r>
-        <w:noBreakHyphen/>
-      </w:r>
-      <w:r>
-        <w:t xml:space="preserve">102(3)-(4).</w:t>
+        <w:t xml:space="preserve">To justify that outcome, the district court adopted Plaintiffs’ reasoning that Proposition 4’s requirement to have a commission—and its later requirements relating to the commission’s recommendations—could be ignored because they apply only to redistricting after a decennial census or change in the number of congressional districts. Exhibit B-⁠11:6-⁠13; see Utah Code §20A-⁠19-⁠102(1)-(2); see also id. §20A-⁠19-⁠204(3) (“The Legislature may not enact any redistricting plan permitted under Section 20A-⁠19-⁠102(1)-(2) until adequate time has been afforded to the Commission and to the chief justice … to satisfy their duties under this chapter.”). According to the court, the Legislature should redistrict here without following Proposition 4’s central provisions because Proposition 4 says that redistricting is also permitted “upon the issuance of a permanent injunction by a court of competent jurisdiction under Section 20A-⁠19-⁠301(2) and as provided in Section 20A-⁠19-⁠301(8)” or “to conform with a final decision of a court of competent jurisdiction.” Id. §20A-⁠19-⁠102(3)-(4).</w:t>
       </w:r>
     </w:p>
     <w:p>
@@ -2630,76 +2200,7 @@
         <w:pStyle w:val="BodyText"/>
       </w:pPr>
       <w:r>
-        <w:t xml:space="preserve">This reasoning is wrong. The district court based its Count V merits ruling on the central premise that passing S.B. 200, and enacting maps under it, improperly sidestepped Proposition 4 and the commission, thereby violating Utahns’ right to alter or reform the government. But here, the court’s remedy for sidestepping Proposition 4 and the commission requires once again sidestepping Proposition 4 and the commission. And neither section cited by Plaintiffs and adopted by the district court gives the Legislature any assurance that any alternative remedial map it ultimately adopts will be free from yet another challenge under Proposition 4 by a different group of plaintiffs. See Utah Code §20A</w:t>
-      </w:r>
-      <w:r>
-        <w:noBreakHyphen/>
-      </w:r>
-      <w:r>
-        <w:t xml:space="preserve">19</w:t>
-      </w:r>
-      <w:r>
-        <w:noBreakHyphen/>
-      </w:r>
-      <w:r>
-        <w:t xml:space="preserve">102(3)-(4). After all, the district court permanently enjoined the 2021 Congressional Map after ruling on Plaintiffs’ Count V. Plaintiffs brought that claim under Article I, §2 of the Utah Constitution, not under §20A</w:t>
-      </w:r>
-      <w:r>
-        <w:noBreakHyphen/>
-      </w:r>
-      <w:r>
-        <w:t xml:space="preserve">19</w:t>
-      </w:r>
-      <w:r>
-        <w:noBreakHyphen/>
-      </w:r>
-      <w:r>
-        <w:t xml:space="preserve">301(3) to secure an order under §§20A</w:t>
-      </w:r>
-      <w:r>
-        <w:noBreakHyphen/>
-      </w:r>
-      <w:r>
-        <w:t xml:space="preserve">19</w:t>
-      </w:r>
-      <w:r>
-        <w:noBreakHyphen/>
-      </w:r>
-      <w:r>
-        <w:t xml:space="preserve">301(2) and</w:t>
-      </w:r>
-      <w:r>
-        <w:t xml:space="preserve"> </w:t>
-      </w:r>
-      <w:r>
-        <w:noBreakHyphen/>
-      </w:r>
-      <w:r>
-        <w:t xml:space="preserve">301(8)—the only type of claim listed in §20A</w:t>
-      </w:r>
-      <w:r>
-        <w:noBreakHyphen/>
-      </w:r>
-      <w:r>
-        <w:t xml:space="preserve">19</w:t>
-      </w:r>
-      <w:r>
-        <w:noBreakHyphen/>
-      </w:r>
-      <w:r>
-        <w:t xml:space="preserve">102(3). And as to §20A</w:t>
-      </w:r>
-      <w:r>
-        <w:noBreakHyphen/>
-      </w:r>
-      <w:r>
-        <w:t xml:space="preserve">19</w:t>
-      </w:r>
-      <w:r>
-        <w:noBreakHyphen/>
-      </w:r>
-      <w:r>
-        <w:t xml:space="preserve">301(4), there’s been no “final decision” by any court.</w:t>
+        <w:t xml:space="preserve">This reasoning is wrong. The district court based its Count V merits ruling on the central premise that passing S.B. 200, and enacting maps under it, improperly sidestepped Proposition 4 and the commission, thereby violating Utahns’ right to alter or reform the government. But here, the court’s remedy for sidestepping Proposition 4 and the commission requires once again sidestepping Proposition 4 and the commission. And neither section cited by Plaintiffs and adopted by the district court gives the Legislature any assurance that any alternative remedial map it ultimately adopts will be free from yet another challenge under Proposition 4 by a different group of plaintiffs. See Utah Code §20A-⁠19-⁠102(3)-(4). After all, the district court permanently enjoined the 2021 Congressional Map after ruling on Plaintiffs’ Count V. Plaintiffs brought that claim under Article I, §2 of the Utah Constitution, not under §20A-⁠19-⁠301(3) to secure an order under §§20A-⁠19-⁠301(2) and -⁠301(8)—the only type of claim listed in §20A-⁠19-⁠102(3). And as to §20A-⁠19-⁠301(4), there’s been no “final decision” by any court.</w:t>
       </w:r>
     </w:p>
     <w:p>
@@ -2963,13 +2464,7 @@
         <w:pStyle w:val="BodyText"/>
       </w:pPr>
       <w:r>
-        <w:t xml:space="preserve">Significant legal issues. No one can fairly dispute that this petition implicates critical legal issues. The district court itself acknowledged that Legislative Defendants’ stay motion raised important legal issues. Exhibit C</w:t>
-      </w:r>
-      <w:r>
-        <w:noBreakHyphen/>
-      </w:r>
-      <w:r>
-        <w:t xml:space="preserve">2. To be clear, Legislative Defendants are not (yet) asking this Court to review the merits of the district court’s Count V ruling. Instead, the district court’s remedial ruling itself—issued seven months after oral argument on the summary judgment motions, and just a week after the Texas legislature redistricted its congressional districts—directed the Legislature to draw new maps in a month’s time as a remedy for a claim that did not challenge the districts themselves. That raises significant legal issues that warrant relief before the Legislature convenes for a special session to publish an alternative map before September 25. If the district court is right that Proposition 4 is the law, there’s no valid legal basis to pick and choose among its requirements, and the district court’s remedial order bypassing certain provisions is legal error. The significance of these issues warrants relief.</w:t>
+        <w:t xml:space="preserve">Significant legal issues. No one can fairly dispute that this petition implicates critical legal issues. The district court itself acknowledged that Legislative Defendants’ stay motion raised important legal issues. Exhibit C-⁠2. To be clear, Legislative Defendants are not (yet) asking this Court to review the merits of the district court’s Count V ruling. Instead, the district court’s remedial ruling itself—issued seven months after oral argument on the summary judgment motions, and just a week after the Texas legislature redistricted its congressional districts—directed the Legislature to draw new maps in a month’s time as a remedy for a claim that did not challenge the districts themselves. That raises significant legal issues that warrant relief before the Legislature convenes for a special session to publish an alternative map before September 25. If the district court is right that Proposition 4 is the law, there’s no valid legal basis to pick and choose among its requirements, and the district court’s remedial order bypassing certain provisions is legal error. The significance of these issues warrants relief.</w:t>
       </w:r>
     </w:p>
     <w:p>
@@ -2985,25 +2480,7 @@
         <w:pStyle w:val="BodyText"/>
       </w:pPr>
       <w:r>
-        <w:t xml:space="preserve">The district court’s refusal to stay its injunction inflicts a grave separation-of-powers injury on the Legislature. Cf. Boyden, 2019 UT 11, ¶44 (granting extraordinary relief when the district court ruling “obstructed” the State “in the exercise of its prosecutorial discretion”). The Legislature is the body that the federal Elections Clause tasks with redistricting. U.S. Const. art. I, §4, cl. 1. The decision below fails to heed the Supreme Court’s warning that state courts do not have “free rein” when deciding whether interpretations of state law “evade federal law.” Moore v. Harper, 600 U.S. 1, 34 (2023). Federal law requires any state constraints on the Legislature’s redistricting authority to be “the ordinary constraints on lawmaking in the state constitution.” Id. at 29</w:t>
-      </w:r>
-      <w:r>
-        <w:noBreakHyphen/>
-      </w:r>
-      <w:r>
-        <w:t xml:space="preserve">30. Proposition 4’s substantive constraints are statutory—not constitutional—constraints on lawmaking, so they cannot intrude on the Legislature’s ability to discharge a federal constitutional function. Unlike the Arizona voters who formally amended the Arizona Constitution through an initiative, Ariz. State Legis. v. Ariz. Indep. Redistricting Comm’n, 576 U.S. 787, 792, 817</w:t>
-      </w:r>
-      <w:r>
-        <w:noBreakHyphen/>
-      </w:r>
-      <w:r>
-        <w:t xml:space="preserve">18 (2015), Utah’s voters could not and did not amend the Utah Constitution through Proposition 4, LWV, 2024 UT 21, ¶161. Allowing substantive standards in an initiative-passed statute, and found nowhere in the Utah Constitution, to constrain the Legislature’s discretion improperly restricts the Legislature’s federally delegated redistricting authority. See Moore, 600 U.S. at 29</w:t>
-      </w:r>
-      <w:r>
-        <w:noBreakHyphen/>
-      </w:r>
-      <w:r>
-        <w:t xml:space="preserve">30; Ariz. State Legis., 576 U.S. at 808. Reading the Utah Constitution to allow Proposition 4’s statutory standards to override the Legislature’s constitutional discretion—as the district court did—“transgress[es] the ordinary bounds of judicial review” in violation of the federal Elections Clause. Moore, 600 U.S. at 36.</w:t>
+        <w:t xml:space="preserve">The district court’s refusal to stay its injunction inflicts a grave separation-of-powers injury on the Legislature. Cf. Boyden, 2019 UT 11, ¶44 (granting extraordinary relief when the district court ruling “obstructed” the State “in the exercise of its prosecutorial discretion”). The Legislature is the body that the federal Elections Clause tasks with redistricting. U.S. Const. art. I, §4, cl. 1. The decision below fails to heed the Supreme Court’s warning that state courts do not have “free rein” when deciding whether interpretations of state law “evade federal law.” Moore v. Harper, 600 U.S. 1, 34 (2023). Federal law requires any state constraints on the Legislature’s redistricting authority to be “the ordinary constraints on lawmaking in the state constitution.” Id. at 29-⁠30. Proposition 4’s substantive constraints are statutory—not constitutional—constraints on lawmaking, so they cannot intrude on the Legislature’s ability to discharge a federal constitutional function. Unlike the Arizona voters who formally amended the Arizona Constitution through an initiative, Ariz. State Legis. v. Ariz. Indep. Redistricting Comm’n, 576 U.S. 787, 792, 817-⁠18 (2015), Utah’s voters could not and did not amend the Utah Constitution through Proposition 4, LWV, 2024 UT 21, ¶161. Allowing substantive standards in an initiative-passed statute, and found nowhere in the Utah Constitution, to constrain the Legislature’s discretion improperly restricts the Legislature’s federally delegated redistricting authority. See Moore, 600 U.S. at 29-⁠30; Ariz. State Legis., 576 U.S. at 808. Reading the Utah Constitution to allow Proposition 4’s statutory standards to override the Legislature’s constitutional discretion—as the district court did—“transgress[es] the ordinary bounds of judicial review” in violation of the federal Elections Clause. Moore, 600 U.S. at 36.</w:t>
       </w:r>
     </w:p>
     <w:p>
@@ -3027,19 +2504,7 @@
         <w:pStyle w:val="BodyText"/>
       </w:pPr>
       <w:r>
-        <w:t xml:space="preserve">Those separation-of-power concerns are real. By redlining vast swaths of Proposition 4, the district court’s order undermines not only the Legislature’s constitutional prerogatives to redistrict but also what the district court has deemed a proper exercise of the people’s alter or reform right. The district court’s order allows Plaintiffs to “propose[]” “any map,” thus effectively replacing commission maps with Plaintiffs’ own proposed map. Exhibit A- 76. None of this comports with Proposition 4’s text. Indeed, the district court’s remedial process parachutes Utah into a national redistricting spotlight when intensely partisan redistricting fights are being waged across the country. See, e.g., Kamisar, Texas Senate passes new Republicandrawn congressional map, NBC News (Aug. 23, 2025), www.​nbcnews.​com/​politics/​elections/​texas-​senate-​passes-​new-​republican-​drawn-​congressional-​map-​rcna226278; Ballotpedia News, California Legislature approves congressional redistricting amendment for November 2025 ballot (Aug. 23, 2025), news.ballotpedia.org/2025/08/25/​california-legislature-approves-congressional-redistricting-amendment-for-november</w:t>
-      </w:r>
-      <w:r>
-        <w:noBreakHyphen/>
-      </w:r>
-      <w:r>
-        <w:t xml:space="preserve">2025-ballot/. An anonymous “Democratic operative” has already described the district court’s order and remedial process as a glidepath to “at least one safe, blue seat.” Mondeaux, Democrats see opening in Utah after judge orders new maps to be drawn, Deseret News (Aug. 27, 2025), www.​deseret.​com/​politics/​2025/​08/​27/​democrats-​see-​opening-​in-​utah-​with-​new-​maps/​. The only way to square that confident prediction with the assurances from Proposition 4’s sponsors that its redistricting process “favors no party or outcome,” Exhibit E</w:t>
-      </w:r>
-      <w:r>
-        <w:noBreakHyphen/>
-      </w:r>
-      <w:r>
-        <w:t xml:space="preserve">8, is to conclude that the court’s remedial order allows something Proposition 4 does not. Relief from this Court will neutralize those concerns, protecting not only what the people thought they voted for but also the Legislature’s constitutional prerogatives. The severity of these consequences independently warrants extraordinary relief staying the permanent injunction against the 2021 Congressional Map and letting remedial proceedings take place in an orderly fashion fully consistent with Proposition 4.</w:t>
+        <w:t xml:space="preserve">Those separation-of-power concerns are real. By redlining vast swaths of Proposition 4, the district court’s order undermines not only the Legislature’s constitutional prerogatives to redistrict but also what the district court has deemed a proper exercise of the people’s alter or reform right. The district court’s order allows Plaintiffs to “propose[]” “any map,” thus effectively replacing commission maps with Plaintiffs’ own proposed map. Exhibit A- 76. None of this comports with Proposition 4’s text. Indeed, the district court’s remedial process parachutes Utah into a national redistricting spotlight when intensely partisan redistricting fights are being waged across the country. See, e.g., Kamisar, Texas Senate passes new Republicandrawn congressional map, NBC News (Aug. 23, 2025), www.​nbcnews.​com/​politics/​elections/​texas-​senate-​passes-​new-​republican-​drawn-​congressional-​map-​rcna226278; Ballotpedia News, California Legislature approves congressional redistricting amendment for November 2025 ballot (Aug. 23, 2025), news.ballotpedia.org/2025/08/25/​california-legislature-approves-congressional-redistricting-amendment-for-november-⁠2025-ballot/. An anonymous “Democratic operative” has already described the district court’s order and remedial process as a glidepath to “at least one safe, blue seat.” Mondeaux, Democrats see opening in Utah after judge orders new maps to be drawn, Deseret News (Aug. 27, 2025), www.​deseret.​com/​politics/​2025/​08/​27/​democrats-​see-​opening-​in-​utah-​with-​new-​maps/​. The only way to square that confident prediction with the assurances from Proposition 4’s sponsors that its redistricting process “favors no party or outcome,” Exhibit E-⁠8, is to conclude that the court’s remedial order allows something Proposition 4 does not. Relief from this Court will neutralize those concerns, protecting not only what the people thought they voted for but also the Legislature’s constitutional prerogatives. The severity of these consequences independently warrants extraordinary relief staying the permanent injunction against the 2021 Congressional Map and letting remedial proceedings take place in an orderly fashion fully consistent with Proposition 4.</w:t>
       </w:r>
     </w:p>
     <w:p>
@@ -3047,13 +2512,7 @@
         <w:pStyle w:val="BodyText"/>
       </w:pPr>
       <w:r>
-        <w:t xml:space="preserve">Egregious error. As explained above, the district court’s remedial ruling—picking and choosing which provisions of Proposition 4 should be followed, cafeteria style—cannot be reconciled with its merits order resurrecting all of Proposition 4 to govern redistricting in Utah. See supra at 10</w:t>
-      </w:r>
-      <w:r>
-        <w:noBreakHyphen/>
-      </w:r>
-      <w:r>
-        <w:t xml:space="preserve">14. This error warrants extraordinary relief.</w:t>
+        <w:t xml:space="preserve">Egregious error. As explained above, the district court’s remedial ruling—picking and choosing which provisions of Proposition 4 should be followed, cafeteria style—cannot be reconciled with its merits order resurrecting all of Proposition 4 to govern redistricting in Utah. See supra at 10-⁠14. This error warrants extraordinary relief.</w:t>
       </w:r>
     </w:p>
     <w:p>
@@ -3500,9 +2959,7 @@
               <w:t xml:space="preserve"> </w:t>
             </w:r>
             <w:r>
-              <w:t xml:space="preserve">243</w:t>
-              <w:noBreakHyphen/>
-              <w:t xml:space="preserve">9423</w:t>
+              <w:t xml:space="preserve">243-⁠9423</w:t>
             </w:r>
           </w:p>
           <w:p>
@@ -4568,9 +4025,7 @@
               <w:t xml:space="preserve"> </w:t>
             </w:r>
             <w:r>
-              <w:t xml:space="preserve">243</w:t>
-              <w:noBreakHyphen/>
-              <w:t xml:space="preserve">9423</w:t>
+              <w:t xml:space="preserve">243-⁠9423</w:t>
             </w:r>
           </w:p>
           <w:p>
@@ -5313,9 +4768,7 @@
         <w:t xml:space="preserve"> </w:t>
       </w:r>
       <w:r>
-        <w:t xml:space="preserve">532</w:t>
-        <w:noBreakHyphen/>
-        <w:t xml:space="preserve">7840,</w:t>
+        <w:t xml:space="preserve">532-⁠7840,</w:t>
       </w:r>
       <w:r>
         <w:t xml:space="preserve"> </w:t>
@@ -5537,9 +4990,7 @@
         <w:t xml:space="preserve"> </w:t>
       </w:r>
       <w:r>
-        <w:t xml:space="preserve">924</w:t>
-        <w:noBreakHyphen/>
-        <w:t xml:space="preserve">0200,</w:t>
+        <w:t xml:space="preserve">924-⁠0200,</w:t>
       </w:r>
       <w:r>
         <w:t xml:space="preserve"> </w:t>
@@ -5707,9 +5158,7 @@
         <w:t xml:space="preserve"> </w:t>
       </w:r>
       <w:r>
-        <w:t xml:space="preserve">736</w:t>
-        <w:noBreakHyphen/>
-        <w:t xml:space="preserve">2200,</w:t>
+        <w:t xml:space="preserve">736-⁠2200,</w:t>
       </w:r>
       <w:r>
         <w:t xml:space="preserve"> </w:t>
@@ -5991,9 +5440,7 @@
         <w:t xml:space="preserve"> </w:t>
       </w:r>
       <w:r>
-        <w:t xml:space="preserve">84114</w:t>
-        <w:noBreakHyphen/>
-        <w:t xml:space="preserve">0856,</w:t>
+        <w:t xml:space="preserve">84114-⁠0856,</w:t>
       </w:r>
       <w:r>
         <w:t xml:space="preserve"> </w:t>
@@ -6918,7 +6365,7 @@
     <w:qFormat/>
     <w:pPr>
       <w:keepLines/>
-      <w:spacing w:before="0" w:after="140" w:line="299" w:lineRule="exact"/>
+      <w:spacing w:before="23" w:after="140" w:line="299" w:lineRule="exact"/>
     </w:pPr>
     <w:rPr>
       <w:sz w:val="26"/>
